--- a/testakten/statusfeststellung-drv-musikschule-gf-freelancer-klingenhain/13-freier-anwalt-kanzleimitarbeit.docx
+++ b/testakten/statusfeststellung-drv-musikschule-gf-freelancer-klingenhain/13-freier-anwalt-kanzleimitarbeit.docx
@@ -21,7 +21,7 @@
         <w:t xml:space="preserve">RAin Ottilie Remstädt ist zugelassen und Mitglied im Versorgungswerk. Sie berät die Musikschule seit 2023 zu Honorarverträgen, Elternbeschwerden, Hausordnung, Datenschutz und Mietverträgen. Ihr Vertrag nennt sie freie Beraterin. In der Praxis hat sie eine E-Mail-Adresse </w:t>
       </w:r>
       <w:r>
-        <w:t>recht@klingenhain-musikschule.example</w:t>
+        <w:t>recht@klingenhain-musikschule.de</w:t>
       </w:r>
       <w:r>
         <w:t>, signiert Elternbriefe “Rechtsstelle Klingenhain” und nimmt donnerstags am Leitungskreis teil.</w:t>
